--- a/deliverables/SPRINT_V4-V9/NEW_V6_FORMER_V22_Sprint_Production_Package/01_RECORDING/NEW_V6_FORMER_V22_Thought_Block_Recording_Copy.docx
+++ b/deliverables/SPRINT_V4-V9/NEW_V6_FORMER_V22_Sprint_Production_Package/01_RECORDING/NEW_V6_FORMER_V22_Thought_Block_Recording_Copy.docx
@@ -1184,7 +1184,7 @@
         <w:ind w:left="115" w:right="115"/>
       </w:pPr>
       <w:r>
-        <w:t>One posting in the sample was unusually direct. GiveDirectly was hiring a Director of Global Talent Acquisition and said candidates whose recruiting experience was exclusively in one geographic context were unlikely to be a strong fit.</w:t>
+        <w:t>One posting in the sample was unusually direct. A global nonprofit was hiring a Director of Global Talent Acquisition and said candidates whose recruiting experience was exclusively in one geographic context were unlikely to be a strong fit.</w:t>
       </w:r>
     </w:p>
     <w:p>
